--- a/certificates/Danya Ahmed Shehab Alalwan.docx
+++ b/certificates/Danya Ahmed Shehab Alalwan.docx
@@ -115,7 +115,7 @@
         </w:rPr>
       </w:pPr>
       <w:r>
-        <w:t xml:space="preserve">To/ Whom it May Concern</w:t>
+        <w:t>To/ Whom it May Concern</w:t>
       </w:r>
     </w:p>
     <w:tbl>
@@ -133,15 +133,15 @@
         <w:tblLook w:val="04A0" w:firstRow="1" w:lastRow="0" w:firstColumn="1" w:lastColumn="0" w:noHBand="0" w:noVBand="1"/>
       </w:tblPr>
       <w:tblGrid>
-        <w:gridCol w:w="2778"/>
-        <w:gridCol w:w="3308"/>
-        <w:gridCol w:w="2520"/>
-        <w:gridCol w:w="1860"/>
+        <w:gridCol w:w="3119"/>
+        <w:gridCol w:w="2551"/>
+        <w:gridCol w:w="2799"/>
+        <w:gridCol w:w="1997"/>
       </w:tblGrid>
       <w:tr>
         <w:tc>
           <w:tcPr>
-            <w:tcW w:w="0" w:type="auto"/>
+            <w:tcW w:w="5670" w:type="dxa"/>
             <w:gridSpan w:val="2"/>
           </w:tcPr>
           <w:p>
@@ -157,13 +157,13 @@
               </w:rPr>
             </w:pPr>
             <w:r>
-              <w:t xml:space="preserve">Full Name: Danya Ahmed Shehab Alalwan</w:t>
-            </w:r>
-          </w:p>
-        </w:tc>
-        <w:tc>
-          <w:tcPr>
-            <w:tcW w:w="2383" w:type="dxa"/>
+              <w:t>Full Name: Danya Ahmed Shehab Alalwan</w:t>
+            </w:r>
+          </w:p>
+        </w:tc>
+        <w:tc>
+          <w:tcPr>
+            <w:tcW w:w="2799" w:type="dxa"/>
           </w:tcPr>
           <w:p>
             <w:pPr>
@@ -201,7 +201,7 @@
       <w:tr>
         <w:tc>
           <w:tcPr>
-            <w:tcW w:w="0" w:type="auto"/>
+            <w:tcW w:w="5670" w:type="dxa"/>
             <w:gridSpan w:val="2"/>
           </w:tcPr>
           <w:p>
@@ -217,13 +217,13 @@
               </w:rPr>
             </w:pPr>
             <w:r>
-              <w:t xml:space="preserve">Place and Date of Birth: 2000-01-01 -Basra</w:t>
-            </w:r>
-          </w:p>
-        </w:tc>
-        <w:tc>
-          <w:tcPr>
-            <w:tcW w:w="0" w:type="auto"/>
+              <w:t>Place and Date of Birth: 2000-01-01 -غير محدد</w:t>
+            </w:r>
+          </w:p>
+        </w:tc>
+        <w:tc>
+          <w:tcPr>
+            <w:tcW w:w="4796" w:type="dxa"/>
             <w:gridSpan w:val="2"/>
           </w:tcPr>
           <w:p>
@@ -239,7 +239,7 @@
               </w:rPr>
             </w:pPr>
             <w:r>
-              <w:t xml:space="preserve">Nationality: Iraq</w:t>
+              <w:t>Nationality: Iraq</w:t>
             </w:r>
           </w:p>
         </w:tc>
@@ -247,7 +247,7 @@
       <w:tr>
         <w:tc>
           <w:tcPr>
-            <w:tcW w:w="0" w:type="auto"/>
+            <w:tcW w:w="3119" w:type="dxa"/>
           </w:tcPr>
           <w:p>
             <w:pPr>
@@ -264,13 +264,13 @@
               </w:rPr>
             </w:pPr>
             <w:r>
-              <w:t xml:space="preserve">Year of Entrance: 2019</w:t>
-            </w:r>
-          </w:p>
-        </w:tc>
-        <w:tc>
-          <w:tcPr>
-            <w:tcW w:w="5691" w:type="dxa"/>
+              <w:t>Year of Entrance: 2019</w:t>
+            </w:r>
+          </w:p>
+        </w:tc>
+        <w:tc>
+          <w:tcPr>
+            <w:tcW w:w="5350" w:type="dxa"/>
             <w:gridSpan w:val="2"/>
           </w:tcPr>
           <w:p>
@@ -286,7 +286,7 @@
               </w:rPr>
             </w:pPr>
             <w:r>
-              <w:t xml:space="preserve">Department: Computer Science</w:t>
+              <w:t>Department: Computer Science</w:t>
             </w:r>
           </w:p>
         </w:tc>
@@ -312,7 +312,7 @@
       <w:tr>
         <w:tc>
           <w:tcPr>
-            <w:tcW w:w="0" w:type="auto"/>
+            <w:tcW w:w="5670" w:type="dxa"/>
             <w:gridSpan w:val="2"/>
           </w:tcPr>
           <w:p>
@@ -336,7 +336,7 @@
         </w:tc>
         <w:tc>
           <w:tcPr>
-            <w:tcW w:w="0" w:type="auto"/>
+            <w:tcW w:w="4796" w:type="dxa"/>
             <w:gridSpan w:val="2"/>
           </w:tcPr>
           <w:p>
@@ -352,7 +352,7 @@
               </w:rPr>
             </w:pPr>
             <w:r>
-              <w:t xml:space="preserve">Study: Morning</w:t>
+              <w:t>Study: Morning</w:t>
             </w:r>
           </w:p>
         </w:tc>
@@ -360,7 +360,7 @@
       <w:tr>
         <w:tc>
           <w:tcPr>
-            <w:tcW w:w="0" w:type="auto"/>
+            <w:tcW w:w="3119" w:type="dxa"/>
           </w:tcPr>
           <w:p>
             <w:pPr>
@@ -377,13 +377,13 @@
               </w:rPr>
             </w:pPr>
             <w:r>
-              <w:t xml:space="preserve">Date of Graduation: 2020-11-17</w:t>
-            </w:r>
-          </w:p>
-        </w:tc>
-        <w:tc>
-          <w:tcPr>
-            <w:tcW w:w="0" w:type="auto"/>
+              <w:t>Date of Graduation: 2020-11-17</w:t>
+            </w:r>
+          </w:p>
+        </w:tc>
+        <w:tc>
+          <w:tcPr>
+            <w:tcW w:w="2551" w:type="dxa"/>
           </w:tcPr>
           <w:p>
             <w:pPr>
@@ -400,13 +400,13 @@
               </w:rPr>
             </w:pPr>
             <w:r>
-              <w:t xml:space="preserve">Semester:First</w:t>
-            </w:r>
-          </w:p>
-        </w:tc>
-        <w:tc>
-          <w:tcPr>
-            <w:tcW w:w="2383" w:type="dxa"/>
+              <w:t>Semester:First</w:t>
+            </w:r>
+          </w:p>
+        </w:tc>
+        <w:tc>
+          <w:tcPr>
+            <w:tcW w:w="2799" w:type="dxa"/>
           </w:tcPr>
           <w:p>
             <w:pPr>
@@ -423,7 +423,7 @@
               </w:rPr>
             </w:pPr>
             <w:r>
-              <w:t xml:space="preserve">Average:65</w:t>
+              <w:t>Average:65</w:t>
             </w:r>
           </w:p>
         </w:tc>
@@ -444,7 +444,7 @@
               </w:rPr>
             </w:pPr>
             <w:r>
-              <w:t xml:space="preserve">Grade: Medium</w:t>
+              <w:t>Grade: Medium</w:t>
             </w:r>
           </w:p>
         </w:tc>
@@ -452,7 +452,7 @@
       <w:tr>
         <w:tc>
           <w:tcPr>
-            <w:tcW w:w="0" w:type="auto"/>
+            <w:tcW w:w="3119" w:type="dxa"/>
             <w:vAlign w:val="center"/>
           </w:tcPr>
           <w:p>
@@ -467,13 +467,13 @@
             </w:r>
             <w:proofErr w:type="spellEnd"/>
             <w:r>
-              <w:t xml:space="preserve">: 55</w:t>
-            </w:r>
-          </w:p>
-        </w:tc>
-        <w:tc>
-          <w:tcPr>
-            <w:tcW w:w="0" w:type="auto"/>
+              <w:t>: 55</w:t>
+            </w:r>
+          </w:p>
+        </w:tc>
+        <w:tc>
+          <w:tcPr>
+            <w:tcW w:w="2551" w:type="dxa"/>
             <w:vAlign w:val="center"/>
           </w:tcPr>
           <w:p>
@@ -489,13 +489,13 @@
               </w:rPr>
             </w:pPr>
             <w:r>
-              <w:t xml:space="preserve">Postgraduation No.: 58</w:t>
-            </w:r>
-          </w:p>
-        </w:tc>
-        <w:tc>
-          <w:tcPr>
-            <w:tcW w:w="0" w:type="auto"/>
+              <w:t>Postgraduation No.: 58</w:t>
+            </w:r>
+          </w:p>
+        </w:tc>
+        <w:tc>
+          <w:tcPr>
+            <w:tcW w:w="4796" w:type="dxa"/>
             <w:gridSpan w:val="2"/>
             <w:vAlign w:val="center"/>
           </w:tcPr>
@@ -511,7 +511,7 @@
             </w:r>
             <w:proofErr w:type="spellEnd"/>
             <w:r>
-              <w:t xml:space="preserve">: 86</w:t>
+              <w:t>: 86</w:t>
             </w:r>
           </w:p>
         </w:tc>
@@ -564,7 +564,7 @@
           <w:sz w:val="20"/>
           <w:szCs w:val="20"/>
         </w:rPr>
-        <w:t xml:space="preserve">Below</w:t>
+        <w:t>Below</w:t>
       </w:r>
       <w:r>
         <w:rPr>
@@ -584,9 +584,6 @@
         <w:bidi w:val="0"/>
         <w:spacing w:line="240" w:lineRule="auto"/>
       </w:pPr>
-      <w:r>
-        <w:t xml:space="preserve"/>
-      </w:r>
     </w:p>
     <w:tbl>
       <w:tblPr>
@@ -630,7 +627,7 @@
                 <w:sz w:val="18"/>
                 <w:szCs w:val="18"/>
               </w:rPr>
-              <w:t xml:space="preserve">Semester 1 - 2015-2016</w:t>
+              <w:t>Semester 1 - 2015-2016</w:t>
             </w:r>
           </w:p>
         </w:tc>
@@ -657,7 +654,7 @@
                 <w:sz w:val="18"/>
                 <w:szCs w:val="18"/>
               </w:rPr>
-              <w:t xml:space="preserve">Semester 2 - 2015-2016</w:t>
+              <w:t>Semester 2 - 2015-2016</w:t>
             </w:r>
           </w:p>
         </w:tc>
@@ -818,7 +815,7 @@
                 <w:sz w:val="18"/>
                 <w:szCs w:val="18"/>
               </w:rPr>
-              <w:t xml:space="preserve">Unit</w:t>
+              <w:t>Unit</w:t>
             </w:r>
           </w:p>
         </w:tc>
@@ -849,7 +846,7 @@
                 <w:sz w:val="18"/>
                 <w:szCs w:val="18"/>
               </w:rPr>
-              <w:t xml:space="preserve">First Aid</w:t>
+              <w:t>First Aid</w:t>
             </w:r>
           </w:p>
         </w:tc>
@@ -875,7 +872,7 @@
                 <w:sz w:val="18"/>
                 <w:szCs w:val="18"/>
               </w:rPr>
-              <w:t xml:space="preserve">78.0</w:t>
+              <w:t>78.0</w:t>
             </w:r>
           </w:p>
         </w:tc>
@@ -901,7 +898,7 @@
                 <w:sz w:val="18"/>
                 <w:szCs w:val="18"/>
               </w:rPr>
-              <w:t xml:space="preserve">2</w:t>
+              <w:t>2</w:t>
             </w:r>
           </w:p>
         </w:tc>
@@ -927,7 +924,7 @@
                 <w:sz w:val="18"/>
                 <w:szCs w:val="18"/>
               </w:rPr>
-              <w:t xml:space="preserve">Computer Ethics</w:t>
+              <w:t>Computer Ethics</w:t>
             </w:r>
           </w:p>
         </w:tc>
@@ -953,7 +950,7 @@
                 <w:sz w:val="18"/>
                 <w:szCs w:val="18"/>
               </w:rPr>
-              <w:t xml:space="preserve">53.0</w:t>
+              <w:t>53.0</w:t>
             </w:r>
           </w:p>
         </w:tc>
@@ -979,7 +976,7 @@
                 <w:sz w:val="18"/>
                 <w:szCs w:val="18"/>
               </w:rPr>
-              <w:t xml:space="preserve">2</w:t>
+              <w:t>2</w:t>
             </w:r>
           </w:p>
         </w:tc>
@@ -1010,7 +1007,7 @@
                 <w:sz w:val="18"/>
                 <w:szCs w:val="18"/>
               </w:rPr>
-              <w:t xml:space="preserve">Programming I</w:t>
+              <w:t>Programming I</w:t>
             </w:r>
           </w:p>
         </w:tc>
@@ -1036,7 +1033,7 @@
                 <w:sz w:val="18"/>
                 <w:szCs w:val="18"/>
               </w:rPr>
-              <w:t xml:space="preserve">56.0</w:t>
+              <w:t>56.0</w:t>
             </w:r>
           </w:p>
         </w:tc>
@@ -1062,7 +1059,7 @@
                 <w:sz w:val="18"/>
                 <w:szCs w:val="18"/>
               </w:rPr>
-              <w:t xml:space="preserve">4</w:t>
+              <w:t>4</w:t>
             </w:r>
           </w:p>
         </w:tc>
@@ -1088,7 +1085,7 @@
                 <w:sz w:val="18"/>
                 <w:szCs w:val="18"/>
               </w:rPr>
-              <w:t xml:space="preserve">Democracy Education</w:t>
+              <w:t>Democracy Education</w:t>
             </w:r>
           </w:p>
         </w:tc>
@@ -1114,7 +1111,7 @@
                 <w:sz w:val="18"/>
                 <w:szCs w:val="18"/>
               </w:rPr>
-              <w:t xml:space="preserve">83.0</w:t>
+              <w:t>83.0</w:t>
             </w:r>
           </w:p>
         </w:tc>
@@ -1140,7 +1137,7 @@
                 <w:sz w:val="18"/>
                 <w:szCs w:val="18"/>
               </w:rPr>
-              <w:t xml:space="preserve">1</w:t>
+              <w:t>1</w:t>
             </w:r>
           </w:p>
         </w:tc>
@@ -1171,7 +1168,7 @@
                 <w:sz w:val="18"/>
                 <w:szCs w:val="18"/>
               </w:rPr>
-              <w:t xml:space="preserve">Logic Design</w:t>
+              <w:t>Logic Design</w:t>
             </w:r>
           </w:p>
         </w:tc>
@@ -1197,7 +1194,7 @@
                 <w:sz w:val="18"/>
                 <w:szCs w:val="18"/>
               </w:rPr>
-              <w:t xml:space="preserve">53.0</w:t>
+              <w:t>53.0</w:t>
             </w:r>
           </w:p>
         </w:tc>
@@ -1223,7 +1220,7 @@
                 <w:sz w:val="18"/>
                 <w:szCs w:val="18"/>
               </w:rPr>
-              <w:t xml:space="preserve">3</w:t>
+              <w:t>3</w:t>
             </w:r>
           </w:p>
         </w:tc>
@@ -1249,7 +1246,7 @@
                 <w:sz w:val="18"/>
                 <w:szCs w:val="18"/>
               </w:rPr>
-              <w:t xml:space="preserve">English Language I</w:t>
+              <w:t>English Language I</w:t>
             </w:r>
           </w:p>
         </w:tc>
@@ -1275,7 +1272,7 @@
                 <w:sz w:val="18"/>
                 <w:szCs w:val="18"/>
               </w:rPr>
-              <w:t xml:space="preserve">75.0</w:t>
+              <w:t>75.0</w:t>
             </w:r>
           </w:p>
         </w:tc>
@@ -1301,7 +1298,7 @@
                 <w:sz w:val="18"/>
                 <w:szCs w:val="18"/>
               </w:rPr>
-              <w:t xml:space="preserve">2</w:t>
+              <w:t>2</w:t>
             </w:r>
           </w:p>
         </w:tc>
@@ -1332,7 +1329,7 @@
                 <w:sz w:val="18"/>
                 <w:szCs w:val="18"/>
               </w:rPr>
-              <w:t xml:space="preserve">Sport</w:t>
+              <w:t>Sport</w:t>
             </w:r>
           </w:p>
         </w:tc>
@@ -1358,7 +1355,7 @@
                 <w:sz w:val="18"/>
                 <w:szCs w:val="18"/>
               </w:rPr>
-              <w:t xml:space="preserve">71.0</w:t>
+              <w:t>71.0</w:t>
             </w:r>
           </w:p>
         </w:tc>
@@ -1384,7 +1381,7 @@
                 <w:sz w:val="18"/>
                 <w:szCs w:val="18"/>
               </w:rPr>
-              <w:t xml:space="preserve">1</w:t>
+              <w:t>1</w:t>
             </w:r>
           </w:p>
         </w:tc>
@@ -1410,7 +1407,7 @@
                 <w:sz w:val="18"/>
                 <w:szCs w:val="18"/>
               </w:rPr>
-              <w:t xml:space="preserve">Discrete Structures</w:t>
+              <w:t>Discrete Structures</w:t>
             </w:r>
           </w:p>
         </w:tc>
@@ -1436,7 +1433,7 @@
                 <w:sz w:val="18"/>
                 <w:szCs w:val="18"/>
               </w:rPr>
-              <w:t xml:space="preserve">50.0</w:t>
+              <w:t>50.0</w:t>
             </w:r>
           </w:p>
         </w:tc>
@@ -1462,7 +1459,7 @@
                 <w:sz w:val="18"/>
                 <w:szCs w:val="18"/>
               </w:rPr>
-              <w:t xml:space="preserve">3</w:t>
+              <w:t>3</w:t>
             </w:r>
           </w:p>
         </w:tc>
@@ -1493,7 +1490,7 @@
                 <w:sz w:val="18"/>
                 <w:szCs w:val="18"/>
               </w:rPr>
-              <w:t xml:space="preserve">Mathematics for Computing</w:t>
+              <w:t>Mathematics for Computing</w:t>
             </w:r>
           </w:p>
         </w:tc>
@@ -1519,7 +1516,7 @@
                 <w:sz w:val="18"/>
                 <w:szCs w:val="18"/>
               </w:rPr>
-              <w:t xml:space="preserve">60.0</w:t>
+              <w:t>60.0</w:t>
             </w:r>
           </w:p>
         </w:tc>
@@ -1545,7 +1542,7 @@
                 <w:sz w:val="18"/>
                 <w:szCs w:val="18"/>
               </w:rPr>
-              <w:t xml:space="preserve">3</w:t>
+              <w:t>3</w:t>
             </w:r>
           </w:p>
         </w:tc>
@@ -1571,7 +1568,7 @@
                 <w:sz w:val="18"/>
                 <w:szCs w:val="18"/>
               </w:rPr>
-              <w:t xml:space="preserve">Computer Applications</w:t>
+              <w:t>Computer Applications</w:t>
             </w:r>
           </w:p>
         </w:tc>
@@ -1597,7 +1594,7 @@
                 <w:sz w:val="18"/>
                 <w:szCs w:val="18"/>
               </w:rPr>
-              <w:t xml:space="preserve">61.0</w:t>
+              <w:t>61.0</w:t>
             </w:r>
           </w:p>
         </w:tc>
@@ -1623,7 +1620,7 @@
                 <w:sz w:val="18"/>
                 <w:szCs w:val="18"/>
               </w:rPr>
-              <w:t xml:space="preserve">2</w:t>
+              <w:t>2</w:t>
             </w:r>
           </w:p>
         </w:tc>
@@ -1654,7 +1651,7 @@
                 <w:sz w:val="18"/>
                 <w:szCs w:val="18"/>
               </w:rPr>
-              <w:t xml:space="preserve">Arabic Language</w:t>
+              <w:t>Arabic Language</w:t>
             </w:r>
           </w:p>
         </w:tc>
@@ -1680,7 +1677,7 @@
                 <w:sz w:val="18"/>
                 <w:szCs w:val="18"/>
               </w:rPr>
-              <w:t xml:space="preserve">63.0</w:t>
+              <w:t>63.0</w:t>
             </w:r>
           </w:p>
         </w:tc>
@@ -1706,7 +1703,7 @@
                 <w:sz w:val="18"/>
                 <w:szCs w:val="18"/>
               </w:rPr>
-              <w:t xml:space="preserve">2</w:t>
+              <w:t>2</w:t>
             </w:r>
           </w:p>
         </w:tc>
@@ -1732,7 +1729,7 @@
                 <w:sz w:val="18"/>
                 <w:szCs w:val="18"/>
               </w:rPr>
-              <w:t xml:space="preserve">Principles of Information Technology</w:t>
+              <w:t>Principles of Information Technology</w:t>
             </w:r>
           </w:p>
         </w:tc>
@@ -1758,7 +1755,7 @@
                 <w:sz w:val="18"/>
                 <w:szCs w:val="18"/>
               </w:rPr>
-              <w:t xml:space="preserve">50.0</w:t>
+              <w:t>50.0</w:t>
             </w:r>
           </w:p>
         </w:tc>
@@ -1784,7 +1781,7 @@
                 <w:sz w:val="18"/>
                 <w:szCs w:val="18"/>
               </w:rPr>
-              <w:t xml:space="preserve">3</w:t>
+              <w:t>3</w:t>
             </w:r>
           </w:p>
         </w:tc>
@@ -1815,7 +1812,7 @@
                 <w:sz w:val="18"/>
                 <w:szCs w:val="18"/>
               </w:rPr>
-              <w:t xml:space="preserve">Computer Skills</w:t>
+              <w:t>Computer Skills</w:t>
             </w:r>
           </w:p>
         </w:tc>
@@ -1841,7 +1838,7 @@
                 <w:sz w:val="18"/>
                 <w:szCs w:val="18"/>
               </w:rPr>
-              <w:t xml:space="preserve">58.0</w:t>
+              <w:t>58.0</w:t>
             </w:r>
           </w:p>
         </w:tc>
@@ -1867,7 +1864,7 @@
                 <w:sz w:val="18"/>
                 <w:szCs w:val="18"/>
               </w:rPr>
-              <w:t xml:space="preserve">2</w:t>
+              <w:t>2</w:t>
             </w:r>
           </w:p>
         </w:tc>
@@ -1887,14 +1884,6 @@
                 <w:szCs w:val="18"/>
               </w:rPr>
             </w:pPr>
-            <w:r>
-              <w:rPr>
-                <w:rFonts w:asciiTheme="majorBidi" w:hAnsiTheme="majorBidi" w:cstheme="majorBidi"/>
-                <w:sz w:val="18"/>
-                <w:szCs w:val="18"/>
-              </w:rPr>
-              <w:t xml:space="preserve"/>
-            </w:r>
           </w:p>
         </w:tc>
         <w:tc>
@@ -1913,14 +1902,6 @@
                 <w:szCs w:val="18"/>
               </w:rPr>
             </w:pPr>
-            <w:r>
-              <w:rPr>
-                <w:rFonts w:asciiTheme="majorBidi" w:hAnsiTheme="majorBidi" w:cstheme="majorBidi"/>
-                <w:sz w:val="18"/>
-                <w:szCs w:val="18"/>
-              </w:rPr>
-              <w:t xml:space="preserve"/>
-            </w:r>
           </w:p>
         </w:tc>
         <w:tc>
@@ -1939,14 +1920,6 @@
                 <w:szCs w:val="18"/>
               </w:rPr>
             </w:pPr>
-            <w:r>
-              <w:rPr>
-                <w:rFonts w:asciiTheme="majorBidi" w:hAnsiTheme="majorBidi" w:cstheme="majorBidi"/>
-                <w:sz w:val="18"/>
-                <w:szCs w:val="18"/>
-              </w:rPr>
-              <w:t xml:space="preserve"/>
-            </w:r>
           </w:p>
         </w:tc>
       </w:tr>
@@ -1958,9 +1931,6 @@
         <w:bidi w:val="0"/>
         <w:spacing w:line="240" w:lineRule="auto"/>
       </w:pPr>
-      <w:r>
-        <w:t xml:space="preserve"/>
-      </w:r>
     </w:p>
     <w:tbl>
       <w:tblPr>
@@ -2004,7 +1974,7 @@
                 <w:sz w:val="18"/>
                 <w:szCs w:val="18"/>
               </w:rPr>
-              <w:t xml:space="preserve">Semester 3 - 2016-2017</w:t>
+              <w:t>Semester 3 - 2016-2017</w:t>
             </w:r>
           </w:p>
         </w:tc>
@@ -2031,7 +2001,7 @@
                 <w:sz w:val="18"/>
                 <w:szCs w:val="18"/>
               </w:rPr>
-              <w:t xml:space="preserve">Semester 4 - 2016-2017</w:t>
+              <w:t>Semester 4 - 2016-2017</w:t>
             </w:r>
           </w:p>
         </w:tc>
@@ -2192,7 +2162,7 @@
                 <w:sz w:val="18"/>
                 <w:szCs w:val="18"/>
               </w:rPr>
-              <w:t xml:space="preserve">Unit</w:t>
+              <w:t>Unit</w:t>
             </w:r>
           </w:p>
         </w:tc>
@@ -2223,7 +2193,7 @@
                 <w:sz w:val="18"/>
                 <w:szCs w:val="18"/>
               </w:rPr>
-              <w:t xml:space="preserve">Programming II</w:t>
+              <w:t>Programming II</w:t>
             </w:r>
           </w:p>
         </w:tc>
@@ -2249,7 +2219,7 @@
                 <w:sz w:val="18"/>
                 <w:szCs w:val="18"/>
               </w:rPr>
-              <w:t xml:space="preserve">50.0</w:t>
+              <w:t>50.0</w:t>
             </w:r>
           </w:p>
         </w:tc>
@@ -2275,7 +2245,7 @@
                 <w:sz w:val="18"/>
                 <w:szCs w:val="18"/>
               </w:rPr>
-              <w:t xml:space="preserve">4</w:t>
+              <w:t>4</w:t>
             </w:r>
           </w:p>
         </w:tc>
@@ -2301,7 +2271,7 @@
                 <w:sz w:val="18"/>
                 <w:szCs w:val="18"/>
               </w:rPr>
-              <w:t xml:space="preserve">Visual Programming</w:t>
+              <w:t>Visual Programming</w:t>
             </w:r>
           </w:p>
         </w:tc>
@@ -2327,7 +2297,7 @@
                 <w:sz w:val="18"/>
                 <w:szCs w:val="18"/>
               </w:rPr>
-              <w:t xml:space="preserve">50.0</w:t>
+              <w:t>50.0</w:t>
             </w:r>
           </w:p>
         </w:tc>
@@ -2353,7 +2323,7 @@
                 <w:sz w:val="18"/>
                 <w:szCs w:val="18"/>
               </w:rPr>
-              <w:t xml:space="preserve">3</w:t>
+              <w:t>3</w:t>
             </w:r>
           </w:p>
         </w:tc>
@@ -2384,7 +2354,7 @@
                 <w:sz w:val="18"/>
                 <w:szCs w:val="18"/>
               </w:rPr>
-              <w:t xml:space="preserve">Human Rights</w:t>
+              <w:t>Human Rights</w:t>
             </w:r>
           </w:p>
         </w:tc>
@@ -2410,7 +2380,7 @@
                 <w:sz w:val="18"/>
                 <w:szCs w:val="18"/>
               </w:rPr>
-              <w:t xml:space="preserve">53.0</w:t>
+              <w:t>53.0</w:t>
             </w:r>
           </w:p>
         </w:tc>
@@ -2436,7 +2406,7 @@
                 <w:sz w:val="18"/>
                 <w:szCs w:val="18"/>
               </w:rPr>
-              <w:t xml:space="preserve">1</w:t>
+              <w:t>1</w:t>
             </w:r>
           </w:p>
         </w:tc>
@@ -2462,7 +2432,7 @@
                 <w:sz w:val="18"/>
                 <w:szCs w:val="18"/>
               </w:rPr>
-              <w:t xml:space="preserve">Computer Graphics 2D</w:t>
+              <w:t>Computer Graphics 2D</w:t>
             </w:r>
           </w:p>
         </w:tc>
@@ -2488,7 +2458,7 @@
                 <w:sz w:val="18"/>
                 <w:szCs w:val="18"/>
               </w:rPr>
-              <w:t xml:space="preserve">74.0</w:t>
+              <w:t>74.0</w:t>
             </w:r>
           </w:p>
         </w:tc>
@@ -2514,7 +2484,7 @@
                 <w:sz w:val="18"/>
                 <w:szCs w:val="18"/>
               </w:rPr>
-              <w:t xml:space="preserve">3</w:t>
+              <w:t>3</w:t>
             </w:r>
           </w:p>
         </w:tc>
@@ -2545,7 +2515,7 @@
                 <w:sz w:val="18"/>
                 <w:szCs w:val="18"/>
               </w:rPr>
-              <w:t xml:space="preserve">Numerical Methods</w:t>
+              <w:t>Numerical Methods</w:t>
             </w:r>
           </w:p>
         </w:tc>
@@ -2571,7 +2541,7 @@
                 <w:sz w:val="18"/>
                 <w:szCs w:val="18"/>
               </w:rPr>
-              <w:t xml:space="preserve">67.0</w:t>
+              <w:t>67.0</w:t>
             </w:r>
           </w:p>
         </w:tc>
@@ -2597,7 +2567,7 @@
                 <w:sz w:val="18"/>
                 <w:szCs w:val="18"/>
               </w:rPr>
-              <w:t xml:space="preserve">3</w:t>
+              <w:t>3</w:t>
             </w:r>
           </w:p>
         </w:tc>
@@ -2623,7 +2593,7 @@
                 <w:sz w:val="18"/>
                 <w:szCs w:val="18"/>
               </w:rPr>
-              <w:t xml:space="preserve">Programming Logic Controller</w:t>
+              <w:t>Programming Logic Controller</w:t>
             </w:r>
           </w:p>
         </w:tc>
@@ -2649,7 +2619,7 @@
                 <w:sz w:val="18"/>
                 <w:szCs w:val="18"/>
               </w:rPr>
-              <w:t xml:space="preserve">62.0</w:t>
+              <w:t>62.0</w:t>
             </w:r>
           </w:p>
         </w:tc>
@@ -2675,7 +2645,7 @@
                 <w:sz w:val="18"/>
                 <w:szCs w:val="18"/>
               </w:rPr>
-              <w:t xml:space="preserve">3</w:t>
+              <w:t>3</w:t>
             </w:r>
           </w:p>
         </w:tc>
@@ -2706,7 +2676,7 @@
                 <w:sz w:val="18"/>
                 <w:szCs w:val="18"/>
               </w:rPr>
-              <w:t xml:space="preserve">Microprocessors and Assembly Language</w:t>
+              <w:t>Microprocessors and Assembly Language</w:t>
             </w:r>
           </w:p>
         </w:tc>
@@ -2732,7 +2702,7 @@
                 <w:sz w:val="18"/>
                 <w:szCs w:val="18"/>
               </w:rPr>
-              <w:t xml:space="preserve">56.0</w:t>
+              <w:t>56.0</w:t>
             </w:r>
           </w:p>
         </w:tc>
@@ -2758,7 +2728,7 @@
                 <w:sz w:val="18"/>
                 <w:szCs w:val="18"/>
               </w:rPr>
-              <w:t xml:space="preserve">3</w:t>
+              <w:t>3</w:t>
             </w:r>
           </w:p>
         </w:tc>
@@ -2784,7 +2754,7 @@
                 <w:sz w:val="18"/>
                 <w:szCs w:val="18"/>
               </w:rPr>
-              <w:t xml:space="preserve">Computation Theory</w:t>
+              <w:t>Computation Theory</w:t>
             </w:r>
           </w:p>
         </w:tc>
@@ -2810,7 +2780,7 @@
                 <w:sz w:val="18"/>
                 <w:szCs w:val="18"/>
               </w:rPr>
-              <w:t xml:space="preserve">61.0</w:t>
+              <w:t>61.0</w:t>
             </w:r>
           </w:p>
         </w:tc>
@@ -2836,7 +2806,7 @@
                 <w:sz w:val="18"/>
                 <w:szCs w:val="18"/>
               </w:rPr>
-              <w:t xml:space="preserve">3</w:t>
+              <w:t>3</w:t>
             </w:r>
           </w:p>
         </w:tc>
@@ -2867,7 +2837,7 @@
                 <w:sz w:val="18"/>
                 <w:szCs w:val="18"/>
               </w:rPr>
-              <w:t xml:space="preserve">Probability and Statistics</w:t>
+              <w:t>Probability and Statistics</w:t>
             </w:r>
           </w:p>
         </w:tc>
@@ -2893,7 +2863,7 @@
                 <w:sz w:val="18"/>
                 <w:szCs w:val="18"/>
               </w:rPr>
-              <w:t xml:space="preserve">50.0</w:t>
+              <w:t>50.0</w:t>
             </w:r>
           </w:p>
         </w:tc>
@@ -2919,7 +2889,7 @@
                 <w:sz w:val="18"/>
                 <w:szCs w:val="18"/>
               </w:rPr>
-              <w:t xml:space="preserve">3</w:t>
+              <w:t>3</w:t>
             </w:r>
           </w:p>
         </w:tc>
@@ -2945,7 +2915,7 @@
                 <w:sz w:val="18"/>
                 <w:szCs w:val="18"/>
               </w:rPr>
-              <w:t xml:space="preserve">Computer Applications in Business</w:t>
+              <w:t>Computer Applications in Business</w:t>
             </w:r>
           </w:p>
         </w:tc>
@@ -2971,7 +2941,7 @@
                 <w:sz w:val="18"/>
                 <w:szCs w:val="18"/>
               </w:rPr>
-              <w:t xml:space="preserve">64.0</w:t>
+              <w:t>64.0</w:t>
             </w:r>
           </w:p>
         </w:tc>
@@ -2997,7 +2967,7 @@
                 <w:sz w:val="18"/>
                 <w:szCs w:val="18"/>
               </w:rPr>
-              <w:t xml:space="preserve">2</w:t>
+              <w:t>2</w:t>
             </w:r>
           </w:p>
         </w:tc>
@@ -3022,14 +2992,6 @@
                 <w:szCs w:val="18"/>
               </w:rPr>
             </w:pPr>
-            <w:r>
-              <w:rPr>
-                <w:rFonts w:asciiTheme="majorBidi" w:hAnsiTheme="majorBidi" w:cstheme="majorBidi"/>
-                <w:sz w:val="18"/>
-                <w:szCs w:val="18"/>
-              </w:rPr>
-              <w:t xml:space="preserve"/>
-            </w:r>
           </w:p>
         </w:tc>
         <w:tc>
@@ -3048,14 +3010,6 @@
                 <w:szCs w:val="18"/>
               </w:rPr>
             </w:pPr>
-            <w:r>
-              <w:rPr>
-                <w:rFonts w:asciiTheme="majorBidi" w:hAnsiTheme="majorBidi" w:cstheme="majorBidi"/>
-                <w:sz w:val="18"/>
-                <w:szCs w:val="18"/>
-              </w:rPr>
-              <w:t xml:space="preserve"/>
-            </w:r>
           </w:p>
         </w:tc>
         <w:tc>
@@ -3074,14 +3028,6 @@
                 <w:szCs w:val="18"/>
               </w:rPr>
             </w:pPr>
-            <w:r>
-              <w:rPr>
-                <w:rFonts w:asciiTheme="majorBidi" w:hAnsiTheme="majorBidi" w:cstheme="majorBidi"/>
-                <w:sz w:val="18"/>
-                <w:szCs w:val="18"/>
-              </w:rPr>
-              <w:t xml:space="preserve"/>
-            </w:r>
           </w:p>
         </w:tc>
         <w:tc>
@@ -3106,7 +3052,7 @@
                 <w:sz w:val="18"/>
                 <w:szCs w:val="18"/>
               </w:rPr>
-              <w:t xml:space="preserve">Human Interaction with Computer</w:t>
+              <w:t>Human Interaction with Computer</w:t>
             </w:r>
           </w:p>
         </w:tc>
@@ -3132,7 +3078,7 @@
                 <w:sz w:val="18"/>
                 <w:szCs w:val="18"/>
               </w:rPr>
-              <w:t xml:space="preserve">79.0</w:t>
+              <w:t>79.0</w:t>
             </w:r>
           </w:p>
         </w:tc>
@@ -3158,7 +3104,7 @@
                 <w:sz w:val="18"/>
                 <w:szCs w:val="18"/>
               </w:rPr>
-              <w:t xml:space="preserve">2</w:t>
+              <w:t>2</w:t>
             </w:r>
           </w:p>
         </w:tc>
@@ -3171,9 +3117,6 @@
         <w:bidi w:val="0"/>
         <w:spacing w:line="240" w:lineRule="auto"/>
       </w:pPr>
-      <w:r>
-        <w:t xml:space="preserve"/>
-      </w:r>
     </w:p>
     <w:tbl>
       <w:tblPr>
@@ -3217,7 +3160,7 @@
                 <w:sz w:val="18"/>
                 <w:szCs w:val="18"/>
               </w:rPr>
-              <w:t xml:space="preserve">Semester 5 - 2017-2018</w:t>
+              <w:t>Semester 5 - 2017-2018</w:t>
             </w:r>
           </w:p>
         </w:tc>
@@ -3244,7 +3187,7 @@
                 <w:sz w:val="18"/>
                 <w:szCs w:val="18"/>
               </w:rPr>
-              <w:t xml:space="preserve">Semester 6 - 2017-2018</w:t>
+              <w:t>Semester 6 - 2017-2018</w:t>
             </w:r>
           </w:p>
         </w:tc>
@@ -3405,7 +3348,7 @@
                 <w:sz w:val="18"/>
                 <w:szCs w:val="18"/>
               </w:rPr>
-              <w:t xml:space="preserve">Unit</w:t>
+              <w:t>Unit</w:t>
             </w:r>
           </w:p>
         </w:tc>
@@ -3436,7 +3379,7 @@
                 <w:sz w:val="18"/>
                 <w:szCs w:val="18"/>
               </w:rPr>
-              <w:t xml:space="preserve">Fundamentals of Databases</w:t>
+              <w:t>Fundamentals of Databases</w:t>
             </w:r>
           </w:p>
         </w:tc>
@@ -3462,7 +3405,7 @@
                 <w:sz w:val="18"/>
                 <w:szCs w:val="18"/>
               </w:rPr>
-              <w:t xml:space="preserve">53.0</w:t>
+              <w:t>53.0</w:t>
             </w:r>
           </w:p>
         </w:tc>
@@ -3488,7 +3431,7 @@
                 <w:sz w:val="18"/>
                 <w:szCs w:val="18"/>
               </w:rPr>
-              <w:t xml:space="preserve">3</w:t>
+              <w:t>3</w:t>
             </w:r>
           </w:p>
         </w:tc>
@@ -3514,7 +3457,7 @@
                 <w:sz w:val="18"/>
                 <w:szCs w:val="18"/>
               </w:rPr>
-              <w:t xml:space="preserve">Fundamentals of Artificial Intelligence</w:t>
+              <w:t>Fundamentals of Artificial Intelligence</w:t>
             </w:r>
           </w:p>
         </w:tc>
@@ -3540,7 +3483,7 @@
                 <w:sz w:val="18"/>
                 <w:szCs w:val="18"/>
               </w:rPr>
-              <w:t xml:space="preserve">50.0</w:t>
+              <w:t>50.0</w:t>
             </w:r>
           </w:p>
         </w:tc>
@@ -3566,7 +3509,7 @@
                 <w:sz w:val="18"/>
                 <w:szCs w:val="18"/>
               </w:rPr>
-              <w:t xml:space="preserve">3</w:t>
+              <w:t>3</w:t>
             </w:r>
           </w:p>
         </w:tc>
@@ -3597,7 +3540,7 @@
                 <w:sz w:val="18"/>
                 <w:szCs w:val="18"/>
               </w:rPr>
-              <w:t xml:space="preserve">Object Oriented Programming</w:t>
+              <w:t>Object Oriented Programming</w:t>
             </w:r>
           </w:p>
         </w:tc>
@@ -3623,7 +3566,7 @@
                 <w:sz w:val="18"/>
                 <w:szCs w:val="18"/>
               </w:rPr>
-              <w:t xml:space="preserve">66.0</w:t>
+              <w:t>66.0</w:t>
             </w:r>
           </w:p>
         </w:tc>
@@ -3649,7 +3592,7 @@
                 <w:sz w:val="18"/>
                 <w:szCs w:val="18"/>
               </w:rPr>
-              <w:t xml:space="preserve">3</w:t>
+              <w:t>3</w:t>
             </w:r>
           </w:p>
         </w:tc>
@@ -3675,7 +3618,7 @@
                 <w:sz w:val="18"/>
                 <w:szCs w:val="18"/>
               </w:rPr>
-              <w:t xml:space="preserve">Compilers</w:t>
+              <w:t>Compilers</w:t>
             </w:r>
           </w:p>
         </w:tc>
@@ -3701,7 +3644,7 @@
                 <w:sz w:val="18"/>
                 <w:szCs w:val="18"/>
               </w:rPr>
-              <w:t xml:space="preserve">58.0</w:t>
+              <w:t>58.0</w:t>
             </w:r>
           </w:p>
         </w:tc>
@@ -3727,7 +3670,7 @@
                 <w:sz w:val="18"/>
                 <w:szCs w:val="18"/>
               </w:rPr>
-              <w:t xml:space="preserve">4</w:t>
+              <w:t>4</w:t>
             </w:r>
           </w:p>
         </w:tc>
@@ -3758,7 +3701,7 @@
                 <w:sz w:val="18"/>
                 <w:szCs w:val="18"/>
               </w:rPr>
-              <w:t xml:space="preserve">Philosophy</w:t>
+              <w:t>Philosophy</w:t>
             </w:r>
           </w:p>
         </w:tc>
@@ -3784,7 +3727,7 @@
                 <w:sz w:val="18"/>
                 <w:szCs w:val="18"/>
               </w:rPr>
-              <w:t xml:space="preserve">59.0</w:t>
+              <w:t>59.0</w:t>
             </w:r>
           </w:p>
         </w:tc>
@@ -3810,7 +3753,7 @@
                 <w:sz w:val="18"/>
                 <w:szCs w:val="18"/>
               </w:rPr>
-              <w:t xml:space="preserve">2</w:t>
+              <w:t>2</w:t>
             </w:r>
           </w:p>
         </w:tc>
@@ -3836,7 +3779,7 @@
                 <w:sz w:val="18"/>
                 <w:szCs w:val="18"/>
               </w:rPr>
-              <w:t xml:space="preserve">Computer Modeling and Simulation</w:t>
+              <w:t>Computer Modeling and Simulation</w:t>
             </w:r>
           </w:p>
         </w:tc>
@@ -3862,7 +3805,7 @@
                 <w:sz w:val="18"/>
                 <w:szCs w:val="18"/>
               </w:rPr>
-              <w:t xml:space="preserve">78.0</w:t>
+              <w:t>78.0</w:t>
             </w:r>
           </w:p>
         </w:tc>
@@ -3888,7 +3831,7 @@
                 <w:sz w:val="18"/>
                 <w:szCs w:val="18"/>
               </w:rPr>
-              <w:t xml:space="preserve">3</w:t>
+              <w:t>3</w:t>
             </w:r>
           </w:p>
         </w:tc>
@@ -3919,7 +3862,7 @@
                 <w:sz w:val="18"/>
                 <w:szCs w:val="18"/>
               </w:rPr>
-              <w:t xml:space="preserve">Operations Research</w:t>
+              <w:t>Operations Research</w:t>
             </w:r>
           </w:p>
         </w:tc>
@@ -3945,7 +3888,7 @@
                 <w:sz w:val="18"/>
                 <w:szCs w:val="18"/>
               </w:rPr>
-              <w:t xml:space="preserve">60.0</w:t>
+              <w:t>60.0</w:t>
             </w:r>
           </w:p>
         </w:tc>
@@ -3971,7 +3914,7 @@
                 <w:sz w:val="18"/>
                 <w:szCs w:val="18"/>
               </w:rPr>
-              <w:t xml:space="preserve">3</w:t>
+              <w:t>3</w:t>
             </w:r>
           </w:p>
         </w:tc>
@@ -3997,7 +3940,7 @@
                 <w:sz w:val="18"/>
                 <w:szCs w:val="18"/>
               </w:rPr>
-              <w:t xml:space="preserve">Web Design</w:t>
+              <w:t>Web Design</w:t>
             </w:r>
           </w:p>
         </w:tc>
@@ -4023,7 +3966,7 @@
                 <w:sz w:val="18"/>
                 <w:szCs w:val="18"/>
               </w:rPr>
-              <w:t xml:space="preserve">56.0</w:t>
+              <w:t>56.0</w:t>
             </w:r>
           </w:p>
         </w:tc>
@@ -4049,7 +3992,7 @@
                 <w:sz w:val="18"/>
                 <w:szCs w:val="18"/>
               </w:rPr>
-              <w:t xml:space="preserve">3</w:t>
+              <w:t>3</w:t>
             </w:r>
           </w:p>
         </w:tc>
@@ -4080,7 +4023,7 @@
                 <w:sz w:val="18"/>
                 <w:szCs w:val="18"/>
               </w:rPr>
-              <w:t xml:space="preserve">Computer Networks I</w:t>
+              <w:t>Computer Networks I</w:t>
             </w:r>
           </w:p>
         </w:tc>
@@ -4106,7 +4049,7 @@
                 <w:sz w:val="18"/>
                 <w:szCs w:val="18"/>
               </w:rPr>
-              <w:t xml:space="preserve">63.0</w:t>
+              <w:t>63.0</w:t>
             </w:r>
           </w:p>
         </w:tc>
@@ -4132,7 +4075,7 @@
                 <w:sz w:val="18"/>
                 <w:szCs w:val="18"/>
               </w:rPr>
-              <w:t xml:space="preserve">3</w:t>
+              <w:t>3</w:t>
             </w:r>
           </w:p>
         </w:tc>
@@ -4158,7 +4101,7 @@
                 <w:sz w:val="18"/>
                 <w:szCs w:val="18"/>
               </w:rPr>
-              <w:t xml:space="preserve">Data Structures I</w:t>
+              <w:t>Data Structures I</w:t>
             </w:r>
           </w:p>
         </w:tc>
@@ -4184,7 +4127,7 @@
                 <w:sz w:val="18"/>
                 <w:szCs w:val="18"/>
               </w:rPr>
-              <w:t xml:space="preserve">56.0</w:t>
+              <w:t>56.0</w:t>
             </w:r>
           </w:p>
         </w:tc>
@@ -4210,7 +4153,7 @@
                 <w:sz w:val="18"/>
                 <w:szCs w:val="18"/>
               </w:rPr>
-              <w:t xml:space="preserve">3</w:t>
+              <w:t>3</w:t>
             </w:r>
           </w:p>
         </w:tc>
@@ -4241,7 +4184,7 @@
                 <w:sz w:val="18"/>
                 <w:szCs w:val="18"/>
               </w:rPr>
-              <w:t xml:space="preserve">Software Engineering</w:t>
+              <w:t>Software Engineering</w:t>
             </w:r>
           </w:p>
         </w:tc>
@@ -4267,7 +4210,7 @@
                 <w:sz w:val="18"/>
                 <w:szCs w:val="18"/>
               </w:rPr>
-              <w:t xml:space="preserve">62.0</w:t>
+              <w:t>62.0</w:t>
             </w:r>
           </w:p>
         </w:tc>
@@ -4293,7 +4236,7 @@
                 <w:sz w:val="18"/>
                 <w:szCs w:val="18"/>
               </w:rPr>
-              <w:t xml:space="preserve">3</w:t>
+              <w:t>3</w:t>
             </w:r>
           </w:p>
         </w:tc>
@@ -4313,14 +4256,6 @@
                 <w:szCs w:val="18"/>
               </w:rPr>
             </w:pPr>
-            <w:r>
-              <w:rPr>
-                <w:rFonts w:asciiTheme="majorBidi" w:hAnsiTheme="majorBidi" w:cstheme="majorBidi"/>
-                <w:sz w:val="18"/>
-                <w:szCs w:val="18"/>
-              </w:rPr>
-              <w:t xml:space="preserve"/>
-            </w:r>
           </w:p>
         </w:tc>
         <w:tc>
@@ -4339,14 +4274,6 @@
                 <w:szCs w:val="18"/>
               </w:rPr>
             </w:pPr>
-            <w:r>
-              <w:rPr>
-                <w:rFonts w:asciiTheme="majorBidi" w:hAnsiTheme="majorBidi" w:cstheme="majorBidi"/>
-                <w:sz w:val="18"/>
-                <w:szCs w:val="18"/>
-              </w:rPr>
-              <w:t xml:space="preserve"/>
-            </w:r>
           </w:p>
         </w:tc>
         <w:tc>
@@ -4365,14 +4292,6 @@
                 <w:szCs w:val="18"/>
               </w:rPr>
             </w:pPr>
-            <w:r>
-              <w:rPr>
-                <w:rFonts w:asciiTheme="majorBidi" w:hAnsiTheme="majorBidi" w:cstheme="majorBidi"/>
-                <w:sz w:val="18"/>
-                <w:szCs w:val="18"/>
-              </w:rPr>
-              <w:t xml:space="preserve"/>
-            </w:r>
           </w:p>
         </w:tc>
       </w:tr>
@@ -4384,9 +4303,6 @@
         <w:bidi w:val="0"/>
         <w:spacing w:line="240" w:lineRule="auto"/>
       </w:pPr>
-      <w:r>
-        <w:t xml:space="preserve"/>
-      </w:r>
     </w:p>
     <w:tbl>
       <w:tblPr>
@@ -4430,7 +4346,8 @@
                 <w:sz w:val="18"/>
                 <w:szCs w:val="18"/>
               </w:rPr>
-              <w:t xml:space="preserve">Semester 7 - 2018-2019</w:t>
+              <w:lastRenderedPageBreak/>
+              <w:t>Semester 7 - 2018-2019</w:t>
             </w:r>
           </w:p>
         </w:tc>
@@ -4457,7 +4374,7 @@
                 <w:sz w:val="18"/>
                 <w:szCs w:val="18"/>
               </w:rPr>
-              <w:t xml:space="preserve">Semester 8 - 2018-2019</w:t>
+              <w:t>Semester 8 - 2018-2019</w:t>
             </w:r>
           </w:p>
         </w:tc>
@@ -4618,7 +4535,7 @@
                 <w:sz w:val="18"/>
                 <w:szCs w:val="18"/>
               </w:rPr>
-              <w:t xml:space="preserve">Unit</w:t>
+              <w:t>Unit</w:t>
             </w:r>
           </w:p>
         </w:tc>
@@ -4649,7 +4566,7 @@
                 <w:sz w:val="18"/>
                 <w:szCs w:val="18"/>
               </w:rPr>
-              <w:t xml:space="preserve">E-Business</w:t>
+              <w:t>E-Business</w:t>
             </w:r>
           </w:p>
         </w:tc>
@@ -4675,7 +4592,7 @@
                 <w:sz w:val="18"/>
                 <w:szCs w:val="18"/>
               </w:rPr>
-              <w:t xml:space="preserve">53.0</w:t>
+              <w:t>53.0</w:t>
             </w:r>
           </w:p>
         </w:tc>
@@ -4701,7 +4618,7 @@
                 <w:sz w:val="18"/>
                 <w:szCs w:val="18"/>
               </w:rPr>
-              <w:t xml:space="preserve">2</w:t>
+              <w:t>2</w:t>
             </w:r>
           </w:p>
         </w:tc>
@@ -4727,7 +4644,7 @@
                 <w:sz w:val="18"/>
                 <w:szCs w:val="18"/>
               </w:rPr>
-              <w:t xml:space="preserve">Network Security</w:t>
+              <w:t>Network Security</w:t>
             </w:r>
           </w:p>
         </w:tc>
@@ -4753,7 +4670,7 @@
                 <w:sz w:val="18"/>
                 <w:szCs w:val="18"/>
               </w:rPr>
-              <w:t xml:space="preserve">83.0</w:t>
+              <w:t>83.0</w:t>
             </w:r>
           </w:p>
         </w:tc>
@@ -4779,7 +4696,7 @@
                 <w:sz w:val="18"/>
                 <w:szCs w:val="18"/>
               </w:rPr>
-              <w:t xml:space="preserve">3</w:t>
+              <w:t>3</w:t>
             </w:r>
           </w:p>
         </w:tc>
@@ -4810,7 +4727,7 @@
                 <w:sz w:val="18"/>
                 <w:szCs w:val="18"/>
               </w:rPr>
-              <w:t xml:space="preserve">Data Mining</w:t>
+              <w:t>Data Mining</w:t>
             </w:r>
           </w:p>
         </w:tc>
@@ -4836,7 +4753,7 @@
                 <w:sz w:val="18"/>
                 <w:szCs w:val="18"/>
               </w:rPr>
-              <w:t xml:space="preserve">50.0</w:t>
+              <w:t>50.0</w:t>
             </w:r>
           </w:p>
         </w:tc>
@@ -4862,7 +4779,7 @@
                 <w:sz w:val="18"/>
                 <w:szCs w:val="18"/>
               </w:rPr>
-              <w:t xml:space="preserve">2</w:t>
+              <w:t>2</w:t>
             </w:r>
           </w:p>
         </w:tc>
@@ -4888,7 +4805,7 @@
                 <w:sz w:val="18"/>
                 <w:szCs w:val="18"/>
               </w:rPr>
-              <w:t xml:space="preserve">Data Visualization</w:t>
+              <w:t>Data Visualization</w:t>
             </w:r>
           </w:p>
         </w:tc>
@@ -4914,7 +4831,7 @@
                 <w:sz w:val="18"/>
                 <w:szCs w:val="18"/>
               </w:rPr>
-              <w:t xml:space="preserve">76.0</w:t>
+              <w:t>76.0</w:t>
             </w:r>
           </w:p>
         </w:tc>
@@ -4940,7 +4857,7 @@
                 <w:sz w:val="18"/>
                 <w:szCs w:val="18"/>
               </w:rPr>
-              <w:t xml:space="preserve">3</w:t>
+              <w:t>3</w:t>
             </w:r>
           </w:p>
         </w:tc>
@@ -4971,7 +4888,7 @@
                 <w:sz w:val="18"/>
                 <w:szCs w:val="18"/>
               </w:rPr>
-              <w:t xml:space="preserve">Advanced Web Design</w:t>
+              <w:t>Advanced Web Design</w:t>
             </w:r>
           </w:p>
         </w:tc>
@@ -4997,7 +4914,7 @@
                 <w:sz w:val="18"/>
                 <w:szCs w:val="18"/>
               </w:rPr>
-              <w:t xml:space="preserve">58.0</w:t>
+              <w:t>58.0</w:t>
             </w:r>
           </w:p>
         </w:tc>
@@ -5023,7 +4940,7 @@
                 <w:sz w:val="18"/>
                 <w:szCs w:val="18"/>
               </w:rPr>
-              <w:t xml:space="preserve">3</w:t>
+              <w:t>3</w:t>
             </w:r>
           </w:p>
         </w:tc>
@@ -5049,7 +4966,7 @@
                 <w:sz w:val="18"/>
                 <w:szCs w:val="18"/>
               </w:rPr>
-              <w:t xml:space="preserve">Computational Intelligence</w:t>
+              <w:t>Computational Intelligence</w:t>
             </w:r>
           </w:p>
         </w:tc>
@@ -5075,7 +4992,7 @@
                 <w:sz w:val="18"/>
                 <w:szCs w:val="18"/>
               </w:rPr>
-              <w:t xml:space="preserve">68.0</w:t>
+              <w:t>68.0</w:t>
             </w:r>
           </w:p>
         </w:tc>
@@ -5101,7 +5018,7 @@
                 <w:sz w:val="18"/>
                 <w:szCs w:val="18"/>
               </w:rPr>
-              <w:t xml:space="preserve">3</w:t>
+              <w:t>3</w:t>
             </w:r>
           </w:p>
         </w:tc>
@@ -5132,7 +5049,7 @@
                 <w:sz w:val="18"/>
                 <w:szCs w:val="18"/>
               </w:rPr>
-              <w:t xml:space="preserve">Computer Networks II</w:t>
+              <w:t>Computer Networks II</w:t>
             </w:r>
           </w:p>
         </w:tc>
@@ -5158,7 +5075,7 @@
                 <w:sz w:val="18"/>
                 <w:szCs w:val="18"/>
               </w:rPr>
-              <w:t xml:space="preserve">75.0</w:t>
+              <w:t>75.0</w:t>
             </w:r>
           </w:p>
         </w:tc>
@@ -5184,7 +5101,7 @@
                 <w:sz w:val="18"/>
                 <w:szCs w:val="18"/>
               </w:rPr>
-              <w:t xml:space="preserve">3</w:t>
+              <w:t>3</w:t>
             </w:r>
           </w:p>
         </w:tc>
@@ -5210,7 +5127,7 @@
                 <w:sz w:val="18"/>
                 <w:szCs w:val="18"/>
               </w:rPr>
-              <w:t xml:space="preserve">Senior Project I</w:t>
+              <w:t>Senior Project I</w:t>
             </w:r>
           </w:p>
         </w:tc>
@@ -5236,7 +5153,7 @@
                 <w:sz w:val="18"/>
                 <w:szCs w:val="18"/>
               </w:rPr>
-              <w:t xml:space="preserve">89.0</w:t>
+              <w:t>89.0</w:t>
             </w:r>
           </w:p>
         </w:tc>
@@ -5262,7 +5179,7 @@
                 <w:sz w:val="18"/>
                 <w:szCs w:val="18"/>
               </w:rPr>
-              <w:t xml:space="preserve">2</w:t>
+              <w:t>2</w:t>
             </w:r>
           </w:p>
         </w:tc>
@@ -5293,7 +5210,7 @@
                 <w:sz w:val="18"/>
                 <w:szCs w:val="18"/>
               </w:rPr>
-              <w:t xml:space="preserve">Selected Topics</w:t>
+              <w:t>Selected Topics</w:t>
             </w:r>
           </w:p>
         </w:tc>
@@ -5319,7 +5236,7 @@
                 <w:sz w:val="18"/>
                 <w:szCs w:val="18"/>
               </w:rPr>
-              <w:t xml:space="preserve">55.0</w:t>
+              <w:t>55.0</w:t>
             </w:r>
           </w:p>
         </w:tc>
@@ -5345,7 +5262,7 @@
                 <w:sz w:val="18"/>
                 <w:szCs w:val="18"/>
               </w:rPr>
-              <w:t xml:space="preserve">3</w:t>
+              <w:t>3</w:t>
             </w:r>
           </w:p>
         </w:tc>
@@ -5371,7 +5288,7 @@
                 <w:sz w:val="18"/>
                 <w:szCs w:val="18"/>
               </w:rPr>
-              <w:t xml:space="preserve">Multimedia</w:t>
+              <w:t>Multimedia</w:t>
             </w:r>
           </w:p>
         </w:tc>
@@ -5397,7 +5314,7 @@
                 <w:sz w:val="18"/>
                 <w:szCs w:val="18"/>
               </w:rPr>
-              <w:t xml:space="preserve">68.0</w:t>
+              <w:t>68.0</w:t>
             </w:r>
           </w:p>
         </w:tc>
@@ -5423,7 +5340,7 @@
                 <w:sz w:val="18"/>
                 <w:szCs w:val="18"/>
               </w:rPr>
-              <w:t xml:space="preserve">3</w:t>
+              <w:t>3</w:t>
             </w:r>
           </w:p>
         </w:tc>
@@ -5454,7 +5371,7 @@
                 <w:sz w:val="18"/>
                 <w:szCs w:val="18"/>
               </w:rPr>
-              <w:t xml:space="preserve">Operating Systems</w:t>
+              <w:t>Operating Systems</w:t>
             </w:r>
           </w:p>
         </w:tc>
@@ -5480,7 +5397,7 @@
                 <w:sz w:val="18"/>
                 <w:szCs w:val="18"/>
               </w:rPr>
-              <w:t xml:space="preserve">51.0</w:t>
+              <w:t>51.0</w:t>
             </w:r>
           </w:p>
         </w:tc>
@@ -5506,7 +5423,7 @@
                 <w:sz w:val="18"/>
                 <w:szCs w:val="18"/>
               </w:rPr>
-              <w:t xml:space="preserve">3</w:t>
+              <w:t>3</w:t>
             </w:r>
           </w:p>
         </w:tc>
@@ -5532,7 +5449,7 @@
                 <w:sz w:val="18"/>
                 <w:szCs w:val="18"/>
               </w:rPr>
-              <w:t xml:space="preserve">Games Programming</w:t>
+              <w:t>Games Programming</w:t>
             </w:r>
           </w:p>
         </w:tc>
@@ -5558,7 +5475,7 @@
                 <w:sz w:val="18"/>
                 <w:szCs w:val="18"/>
               </w:rPr>
-              <w:t xml:space="preserve">62.0</w:t>
+              <w:t>62.0</w:t>
             </w:r>
           </w:p>
         </w:tc>
@@ -5584,7 +5501,7 @@
                 <w:sz w:val="18"/>
                 <w:szCs w:val="18"/>
               </w:rPr>
-              <w:t xml:space="preserve">2</w:t>
+              <w:t>2</w:t>
             </w:r>
           </w:p>
         </w:tc>
@@ -5609,14 +5526,6 @@
                 <w:szCs w:val="18"/>
               </w:rPr>
             </w:pPr>
-            <w:r>
-              <w:rPr>
-                <w:rFonts w:asciiTheme="majorBidi" w:hAnsiTheme="majorBidi" w:cstheme="majorBidi"/>
-                <w:sz w:val="18"/>
-                <w:szCs w:val="18"/>
-              </w:rPr>
-              <w:t xml:space="preserve"/>
-            </w:r>
           </w:p>
         </w:tc>
         <w:tc>
@@ -5635,14 +5544,6 @@
                 <w:szCs w:val="18"/>
               </w:rPr>
             </w:pPr>
-            <w:r>
-              <w:rPr>
-                <w:rFonts w:asciiTheme="majorBidi" w:hAnsiTheme="majorBidi" w:cstheme="majorBidi"/>
-                <w:sz w:val="18"/>
-                <w:szCs w:val="18"/>
-              </w:rPr>
-              <w:t xml:space="preserve"/>
-            </w:r>
           </w:p>
         </w:tc>
         <w:tc>
@@ -5661,14 +5562,6 @@
                 <w:szCs w:val="18"/>
               </w:rPr>
             </w:pPr>
-            <w:r>
-              <w:rPr>
-                <w:rFonts w:asciiTheme="majorBidi" w:hAnsiTheme="majorBidi" w:cstheme="majorBidi"/>
-                <w:sz w:val="18"/>
-                <w:szCs w:val="18"/>
-              </w:rPr>
-              <w:t xml:space="preserve"/>
-            </w:r>
           </w:p>
         </w:tc>
         <w:tc>
@@ -5693,7 +5586,7 @@
                 <w:sz w:val="18"/>
                 <w:szCs w:val="18"/>
               </w:rPr>
-              <w:t xml:space="preserve">Distributed Database</w:t>
+              <w:t>Distributed Database</w:t>
             </w:r>
           </w:p>
         </w:tc>
@@ -5719,7 +5612,7 @@
                 <w:sz w:val="18"/>
                 <w:szCs w:val="18"/>
               </w:rPr>
-              <w:t xml:space="preserve">64.0</w:t>
+              <w:t>64.0</w:t>
             </w:r>
           </w:p>
         </w:tc>
@@ -5745,7 +5638,7 @@
                 <w:sz w:val="18"/>
                 <w:szCs w:val="18"/>
               </w:rPr>
-              <w:t xml:space="preserve">3</w:t>
+              <w:t>3</w:t>
             </w:r>
           </w:p>
         </w:tc>
@@ -5770,14 +5663,6 @@
                 <w:szCs w:val="18"/>
               </w:rPr>
             </w:pPr>
-            <w:r>
-              <w:rPr>
-                <w:rFonts w:asciiTheme="majorBidi" w:hAnsiTheme="majorBidi" w:cstheme="majorBidi"/>
-                <w:sz w:val="18"/>
-                <w:szCs w:val="18"/>
-              </w:rPr>
-              <w:t xml:space="preserve"/>
-            </w:r>
           </w:p>
         </w:tc>
         <w:tc>
@@ -5796,14 +5681,6 @@
                 <w:szCs w:val="18"/>
               </w:rPr>
             </w:pPr>
-            <w:r>
-              <w:rPr>
-                <w:rFonts w:asciiTheme="majorBidi" w:hAnsiTheme="majorBidi" w:cstheme="majorBidi"/>
-                <w:sz w:val="18"/>
-                <w:szCs w:val="18"/>
-              </w:rPr>
-              <w:t xml:space="preserve"/>
-            </w:r>
           </w:p>
         </w:tc>
         <w:tc>
@@ -5822,14 +5699,6 @@
                 <w:szCs w:val="18"/>
               </w:rPr>
             </w:pPr>
-            <w:r>
-              <w:rPr>
-                <w:rFonts w:asciiTheme="majorBidi" w:hAnsiTheme="majorBidi" w:cstheme="majorBidi"/>
-                <w:sz w:val="18"/>
-                <w:szCs w:val="18"/>
-              </w:rPr>
-              <w:t xml:space="preserve"/>
-            </w:r>
           </w:p>
         </w:tc>
         <w:tc>
@@ -5854,7 +5723,7 @@
                 <w:sz w:val="18"/>
                 <w:szCs w:val="18"/>
               </w:rPr>
-              <w:t xml:space="preserve">Advanced Operating Systems</w:t>
+              <w:t>Advanced Operating Systems</w:t>
             </w:r>
           </w:p>
         </w:tc>
@@ -5880,7 +5749,7 @@
                 <w:sz w:val="18"/>
                 <w:szCs w:val="18"/>
               </w:rPr>
-              <w:t xml:space="preserve">56.0</w:t>
+              <w:t>56.0</w:t>
             </w:r>
           </w:p>
         </w:tc>
@@ -5906,7 +5775,7 @@
                 <w:sz w:val="18"/>
                 <w:szCs w:val="18"/>
               </w:rPr>
-              <w:t xml:space="preserve">2</w:t>
+              <w:t>2</w:t>
             </w:r>
           </w:p>
         </w:tc>
@@ -5919,9 +5788,6 @@
         <w:bidi w:val="0"/>
         <w:spacing w:line="240" w:lineRule="auto"/>
       </w:pPr>
-      <w:r>
-        <w:t xml:space="preserve"/>
-      </w:r>
     </w:p>
     <w:tbl>
       <w:tblPr>
@@ -5965,7 +5831,7 @@
                 <w:sz w:val="18"/>
                 <w:szCs w:val="18"/>
               </w:rPr>
-              <w:t xml:space="preserve">Semester 9 - 2019-2020</w:t>
+              <w:t>Semester 9 - 2019-2020</w:t>
             </w:r>
           </w:p>
         </w:tc>
@@ -5986,14 +5852,6 @@
                 <w:szCs w:val="18"/>
               </w:rPr>
             </w:pPr>
-            <w:r>
-              <w:rPr>
-                <w:rFonts w:asciiTheme="majorBidi" w:hAnsiTheme="majorBidi" w:cstheme="majorBidi"/>
-                <w:sz w:val="18"/>
-                <w:szCs w:val="18"/>
-              </w:rPr>
-              <w:t xml:space="preserve"/>
-            </w:r>
           </w:p>
         </w:tc>
       </w:tr>
@@ -6153,7 +6011,7 @@
                 <w:sz w:val="18"/>
                 <w:szCs w:val="18"/>
               </w:rPr>
-              <w:t xml:space="preserve">Unit</w:t>
+              <w:t>Unit</w:t>
             </w:r>
           </w:p>
         </w:tc>
@@ -6184,7 +6042,7 @@
                 <w:sz w:val="18"/>
                 <w:szCs w:val="18"/>
               </w:rPr>
-              <w:t xml:space="preserve">Cloud Computing</w:t>
+              <w:t>Cloud Computing</w:t>
             </w:r>
           </w:p>
         </w:tc>
@@ -6210,7 +6068,7 @@
                 <w:sz w:val="18"/>
                 <w:szCs w:val="18"/>
               </w:rPr>
-              <w:t xml:space="preserve">78.0</w:t>
+              <w:t>78.0</w:t>
             </w:r>
           </w:p>
         </w:tc>
@@ -6236,7 +6094,7 @@
                 <w:sz w:val="18"/>
                 <w:szCs w:val="18"/>
               </w:rPr>
-              <w:t xml:space="preserve">2</w:t>
+              <w:t>2</w:t>
             </w:r>
           </w:p>
         </w:tc>
@@ -6256,14 +6114,6 @@
                 <w:szCs w:val="18"/>
               </w:rPr>
             </w:pPr>
-            <w:r>
-              <w:rPr>
-                <w:rFonts w:asciiTheme="majorBidi" w:hAnsiTheme="majorBidi" w:cstheme="majorBidi"/>
-                <w:sz w:val="18"/>
-                <w:szCs w:val="18"/>
-              </w:rPr>
-              <w:t xml:space="preserve"/>
-            </w:r>
           </w:p>
         </w:tc>
         <w:tc>
@@ -6282,14 +6132,6 @@
                 <w:szCs w:val="18"/>
               </w:rPr>
             </w:pPr>
-            <w:r>
-              <w:rPr>
-                <w:rFonts w:asciiTheme="majorBidi" w:hAnsiTheme="majorBidi" w:cstheme="majorBidi"/>
-                <w:sz w:val="18"/>
-                <w:szCs w:val="18"/>
-              </w:rPr>
-              <w:t xml:space="preserve"/>
-            </w:r>
           </w:p>
         </w:tc>
         <w:tc>
@@ -6308,14 +6150,6 @@
                 <w:szCs w:val="18"/>
               </w:rPr>
             </w:pPr>
-            <w:r>
-              <w:rPr>
-                <w:rFonts w:asciiTheme="majorBidi" w:hAnsiTheme="majorBidi" w:cstheme="majorBidi"/>
-                <w:sz w:val="18"/>
-                <w:szCs w:val="18"/>
-              </w:rPr>
-              <w:t xml:space="preserve"/>
-            </w:r>
           </w:p>
         </w:tc>
       </w:tr>
@@ -6345,7 +6179,7 @@
                 <w:sz w:val="18"/>
                 <w:szCs w:val="18"/>
               </w:rPr>
-              <w:t xml:space="preserve">Mobile Applications</w:t>
+              <w:t>Mobile Applications</w:t>
             </w:r>
           </w:p>
         </w:tc>
@@ -6371,7 +6205,7 @@
                 <w:sz w:val="18"/>
                 <w:szCs w:val="18"/>
               </w:rPr>
-              <w:t xml:space="preserve">98.0</w:t>
+              <w:t>98.0</w:t>
             </w:r>
           </w:p>
         </w:tc>
@@ -6397,7 +6231,7 @@
                 <w:sz w:val="18"/>
                 <w:szCs w:val="18"/>
               </w:rPr>
-              <w:t xml:space="preserve">3</w:t>
+              <w:t>3</w:t>
             </w:r>
           </w:p>
         </w:tc>
@@ -6417,14 +6251,6 @@
                 <w:szCs w:val="18"/>
               </w:rPr>
             </w:pPr>
-            <w:r>
-              <w:rPr>
-                <w:rFonts w:asciiTheme="majorBidi" w:hAnsiTheme="majorBidi" w:cstheme="majorBidi"/>
-                <w:sz w:val="18"/>
-                <w:szCs w:val="18"/>
-              </w:rPr>
-              <w:t xml:space="preserve"/>
-            </w:r>
           </w:p>
         </w:tc>
         <w:tc>
@@ -6443,14 +6269,6 @@
                 <w:szCs w:val="18"/>
               </w:rPr>
             </w:pPr>
-            <w:r>
-              <w:rPr>
-                <w:rFonts w:asciiTheme="majorBidi" w:hAnsiTheme="majorBidi" w:cstheme="majorBidi"/>
-                <w:sz w:val="18"/>
-                <w:szCs w:val="18"/>
-              </w:rPr>
-              <w:t xml:space="preserve"/>
-            </w:r>
           </w:p>
         </w:tc>
         <w:tc>
@@ -6469,14 +6287,6 @@
                 <w:szCs w:val="18"/>
               </w:rPr>
             </w:pPr>
-            <w:r>
-              <w:rPr>
-                <w:rFonts w:asciiTheme="majorBidi" w:hAnsiTheme="majorBidi" w:cstheme="majorBidi"/>
-                <w:sz w:val="18"/>
-                <w:szCs w:val="18"/>
-              </w:rPr>
-              <w:t xml:space="preserve"/>
-            </w:r>
           </w:p>
         </w:tc>
       </w:tr>
@@ -6506,7 +6316,7 @@
                 <w:sz w:val="18"/>
                 <w:szCs w:val="18"/>
               </w:rPr>
-              <w:t xml:space="preserve">Communication Skills</w:t>
+              <w:t>Communication Skills</w:t>
             </w:r>
           </w:p>
         </w:tc>
@@ -6532,7 +6342,7 @@
                 <w:sz w:val="18"/>
                 <w:szCs w:val="18"/>
               </w:rPr>
-              <w:t xml:space="preserve">87.0</w:t>
+              <w:t>87.0</w:t>
             </w:r>
           </w:p>
         </w:tc>
@@ -6558,7 +6368,7 @@
                 <w:sz w:val="18"/>
                 <w:szCs w:val="18"/>
               </w:rPr>
-              <w:t xml:space="preserve">2</w:t>
+              <w:t>2</w:t>
             </w:r>
           </w:p>
         </w:tc>
@@ -6578,14 +6388,6 @@
                 <w:szCs w:val="18"/>
               </w:rPr>
             </w:pPr>
-            <w:r>
-              <w:rPr>
-                <w:rFonts w:asciiTheme="majorBidi" w:hAnsiTheme="majorBidi" w:cstheme="majorBidi"/>
-                <w:sz w:val="18"/>
-                <w:szCs w:val="18"/>
-              </w:rPr>
-              <w:t xml:space="preserve"/>
-            </w:r>
           </w:p>
         </w:tc>
         <w:tc>
@@ -6604,14 +6406,6 @@
                 <w:szCs w:val="18"/>
               </w:rPr>
             </w:pPr>
-            <w:r>
-              <w:rPr>
-                <w:rFonts w:asciiTheme="majorBidi" w:hAnsiTheme="majorBidi" w:cstheme="majorBidi"/>
-                <w:sz w:val="18"/>
-                <w:szCs w:val="18"/>
-              </w:rPr>
-              <w:t xml:space="preserve"/>
-            </w:r>
           </w:p>
         </w:tc>
         <w:tc>
@@ -6630,14 +6424,6 @@
                 <w:szCs w:val="18"/>
               </w:rPr>
             </w:pPr>
-            <w:r>
-              <w:rPr>
-                <w:rFonts w:asciiTheme="majorBidi" w:hAnsiTheme="majorBidi" w:cstheme="majorBidi"/>
-                <w:sz w:val="18"/>
-                <w:szCs w:val="18"/>
-              </w:rPr>
-              <w:t xml:space="preserve"/>
-            </w:r>
           </w:p>
         </w:tc>
       </w:tr>
@@ -6667,7 +6453,7 @@
                 <w:sz w:val="18"/>
                 <w:szCs w:val="18"/>
               </w:rPr>
-              <w:t xml:space="preserve">Information Theory</w:t>
+              <w:t>Information Theory</w:t>
             </w:r>
           </w:p>
         </w:tc>
@@ -6693,7 +6479,7 @@
                 <w:sz w:val="18"/>
                 <w:szCs w:val="18"/>
               </w:rPr>
-              <w:t xml:space="preserve">77.0</w:t>
+              <w:t>77.0</w:t>
             </w:r>
           </w:p>
         </w:tc>
@@ -6719,7 +6505,7 @@
                 <w:sz w:val="18"/>
                 <w:szCs w:val="18"/>
               </w:rPr>
-              <w:t xml:space="preserve">3</w:t>
+              <w:t>3</w:t>
             </w:r>
           </w:p>
         </w:tc>
@@ -6739,14 +6525,6 @@
                 <w:szCs w:val="18"/>
               </w:rPr>
             </w:pPr>
-            <w:r>
-              <w:rPr>
-                <w:rFonts w:asciiTheme="majorBidi" w:hAnsiTheme="majorBidi" w:cstheme="majorBidi"/>
-                <w:sz w:val="18"/>
-                <w:szCs w:val="18"/>
-              </w:rPr>
-              <w:t xml:space="preserve"/>
-            </w:r>
           </w:p>
         </w:tc>
         <w:tc>
@@ -6765,14 +6543,6 @@
                 <w:szCs w:val="18"/>
               </w:rPr>
             </w:pPr>
-            <w:r>
-              <w:rPr>
-                <w:rFonts w:asciiTheme="majorBidi" w:hAnsiTheme="majorBidi" w:cstheme="majorBidi"/>
-                <w:sz w:val="18"/>
-                <w:szCs w:val="18"/>
-              </w:rPr>
-              <w:t xml:space="preserve"/>
-            </w:r>
           </w:p>
         </w:tc>
         <w:tc>
@@ -6791,14 +6561,6 @@
                 <w:szCs w:val="18"/>
               </w:rPr>
             </w:pPr>
-            <w:r>
-              <w:rPr>
-                <w:rFonts w:asciiTheme="majorBidi" w:hAnsiTheme="majorBidi" w:cstheme="majorBidi"/>
-                <w:sz w:val="18"/>
-                <w:szCs w:val="18"/>
-              </w:rPr>
-              <w:t xml:space="preserve"/>
-            </w:r>
           </w:p>
         </w:tc>
       </w:tr>
@@ -6810,9 +6572,6 @@
         <w:bidi w:val="0"/>
         <w:spacing w:line="240" w:lineRule="auto"/>
       </w:pPr>
-      <w:r>
-        <w:t xml:space="preserve"/>
-      </w:r>
     </w:p>
     <w:p>
       <w:pPr>
@@ -6886,7 +6645,7 @@
                 <w:b/>
                 <w:bCs/>
               </w:rPr>
-              <w:t xml:space="preserve">Lecturer Dr. Mortaja A. Saary</w:t>
+              <w:t>Lact. Dr. Mortaja A. Saary</w:t>
             </w:r>
           </w:p>
           <w:p>
@@ -6899,7 +6658,7 @@
               <w:rPr>
                 <w:rFonts w:asciiTheme="majorBidi" w:hAnsiTheme="majorBidi" w:cstheme="majorBidi"/>
               </w:rPr>
-              <w:t xml:space="preserve">Director of Registration</w:t>
+              <w:t>Admintion Manager</w:t>
             </w:r>
           </w:p>
         </w:tc>
@@ -6944,7 +6703,7 @@
                 <w:b/>
                 <w:bCs/>
               </w:rPr>
-              <w:t xml:space="preserve">Prof. Dr. Raidah S. Khudhair</w:t>
+              <w:t>Prof. Dr. Raidah S. Khudhair</w:t>
             </w:r>
           </w:p>
           <w:p>
@@ -6957,7 +6716,7 @@
               <w:rPr>
                 <w:rFonts w:asciiTheme="majorBidi" w:hAnsiTheme="majorBidi" w:cstheme="majorBidi"/>
               </w:rPr>
-              <w:t xml:space="preserve">Dean Assistant for Scientific Affairs and Postgraduate Studies</w:t>
+              <w:t>Dean Assistant for Scientific Affairs and Postgraduate Studies</w:t>
             </w:r>
           </w:p>
         </w:tc>
@@ -7087,8 +6846,7 @@
                 <w:b/>
                 <w:bCs/>
               </w:rPr>
-              <w:lastRenderedPageBreak/>
-              <w:t xml:space="preserve">Asst. Prof. Dr. Haider K. Mehbes</w:t>
+              <w:t>Asst. Prof. Dr. Haider K. Mehbes</w:t>
             </w:r>
           </w:p>
           <w:p>
@@ -7104,7 +6862,7 @@
               <w:rPr>
                 <w:rFonts w:asciiTheme="majorBidi" w:hAnsiTheme="majorBidi" w:cstheme="majorBidi"/>
               </w:rPr>
-              <w:t xml:space="preserve">Vice Chancellor for Scientific Affairs</w:t>
+              <w:t>Vice Chancellor for Scientific Affairs</w:t>
             </w:r>
           </w:p>
         </w:tc>
@@ -7175,7 +6933,7 @@
                 <w:b/>
                 <w:bCs/>
               </w:rPr>
-              <w:t xml:space="preserve">Prof. Dr. Husham K. Hashim</w:t>
+              <w:t>Prof. Dr. Husham K. Hashim</w:t>
             </w:r>
           </w:p>
           <w:p>
@@ -7191,7 +6949,7 @@
               <w:rPr>
                 <w:rFonts w:asciiTheme="majorBidi" w:hAnsiTheme="majorBidi" w:cstheme="majorBidi"/>
               </w:rPr>
-              <w:t xml:space="preserve">The Dean</w:t>
+              <w:t>The Dean</w:t>
             </w:r>
           </w:p>
         </w:tc>
@@ -7235,10 +6993,6 @@
           <w:lang w:bidi="ar-IQ"/>
         </w:rPr>
       </w:pPr>
-      <w:r>
-        <w:lastRenderedPageBreak/>
-        <w:t xml:space="preserve"/>
-      </w:r>
     </w:p>
     <w:p>
       <w:pPr>
@@ -7254,7 +7008,6 @@
     <w:tbl>
       <w:tblPr>
         <w:tblStyle w:val="TableGrid"/>
-        <w:bidiVisual/>
         <w:tblW w:w="0" w:type="auto"/>
         <w:jc w:val="center"/>
         <w:tblBorders>
@@ -7284,8 +7037,22 @@
             <w:pPr>
               <w:bidi w:val="0"/>
               <w:jc w:val="center"/>
-            </w:pPr>
-            <w:r>
+              <w:rPr>
+                <w:rFonts w:asciiTheme="majorBidi" w:hAnsiTheme="majorBidi" w:cstheme="majorBidi"/>
+                <w:b/>
+                <w:bCs/>
+                <w:sz w:val="24"/>
+                <w:szCs w:val="24"/>
+              </w:rPr>
+            </w:pPr>
+            <w:r>
+              <w:rPr>
+                <w:rFonts w:asciiTheme="majorBidi" w:hAnsiTheme="majorBidi" w:cstheme="majorBidi"/>
+                <w:b/>
+                <w:bCs/>
+                <w:sz w:val="24"/>
+                <w:szCs w:val="24"/>
+              </w:rPr>
               <w:t xml:space="preserve"> Israa F. Abed</w:t>
             </w:r>
           </w:p>
@@ -7293,9 +7060,15 @@
             <w:pPr>
               <w:bidi w:val="0"/>
               <w:jc w:val="center"/>
-            </w:pPr>
-            <w:r>
-              <w:t xml:space="preserve">Graduate Officer</w:t>
+              <w:rPr>
+                <w:rFonts w:asciiTheme="majorBidi" w:hAnsiTheme="majorBidi" w:cstheme="majorBidi"/>
+              </w:rPr>
+            </w:pPr>
+            <w:r>
+              <w:rPr>
+                <w:rFonts w:asciiTheme="majorBidi" w:hAnsiTheme="majorBidi" w:cstheme="majorBidi"/>
+              </w:rPr>
+              <w:t>Graduate Officer</w:t>
             </w:r>
           </w:p>
         </w:tc>
@@ -7308,8 +7081,22 @@
             <w:pPr>
               <w:bidi w:val="0"/>
               <w:jc w:val="center"/>
-            </w:pPr>
-            <w:r>
+              <w:rPr>
+                <w:rFonts w:asciiTheme="majorBidi" w:hAnsiTheme="majorBidi" w:cstheme="majorBidi"/>
+                <w:b/>
+                <w:bCs/>
+                <w:sz w:val="24"/>
+                <w:szCs w:val="24"/>
+              </w:rPr>
+            </w:pPr>
+            <w:r>
+              <w:rPr>
+                <w:rFonts w:asciiTheme="majorBidi" w:hAnsiTheme="majorBidi" w:cstheme="majorBidi"/>
+                <w:b/>
+                <w:bCs/>
+                <w:sz w:val="24"/>
+                <w:szCs w:val="24"/>
+              </w:rPr>
               <w:t xml:space="preserve"> Nagham B. Mahmood</w:t>
             </w:r>
           </w:p>
@@ -7317,9 +7104,15 @@
             <w:pPr>
               <w:bidi w:val="0"/>
               <w:jc w:val="center"/>
-            </w:pPr>
-            <w:r>
-              <w:t xml:space="preserve">Certificate Arrangement</w:t>
+              <w:rPr>
+                <w:rFonts w:asciiTheme="majorBidi" w:hAnsiTheme="majorBidi" w:cstheme="majorBidi"/>
+              </w:rPr>
+            </w:pPr>
+            <w:r>
+              <w:rPr>
+                <w:rFonts w:asciiTheme="majorBidi" w:hAnsiTheme="majorBidi" w:cstheme="majorBidi"/>
+              </w:rPr>
+              <w:t>Certificate Arrangement</w:t>
             </w:r>
           </w:p>
         </w:tc>
@@ -7350,7 +7143,7 @@
         </w:rPr>
       </w:pPr>
       <w:r>
-        <w:t xml:space="preserve">Summer Training: The student completed the requirement of summer training in the academic year 2020.</w:t>
+        <w:t>Summer Training: The student completed the requirement of summer training in the academic year .</w:t>
       </w:r>
     </w:p>
     <w:p>
@@ -7369,7 +7162,7 @@
         </w:rPr>
       </w:pPr>
       <w:r>
-        <w:t xml:space="preserve">The University order No: 15710/13/3 in 2020-11-17</w:t>
+        <w:t>The University order No: 15710/13/3 in 2020-11-17</w:t>
       </w:r>
     </w:p>
     <w:p>
@@ -7477,7 +7270,7 @@
       </w:r>
       <w:r>
         <w:tab/>
-        <w:t xml:space="preserve">(90-100)</w:t>
+        <w:t>(90-100)</w:t>
       </w:r>
       <w:r>
         <w:tab/>
